--- a/templates/VIVAN/QATAR/Annexure.docx
+++ b/templates/VIVAN/QATAR/Annexure.docx
@@ -1015,6 +1015,34 @@
           <w:b/>
         </w:rPr>
       </w:pPr>
+      <w:r>
+        <w:rPr>
+          <w:b/>
+          <w:noProof/>
+        </w:rPr>
+        <w:pict w14:anchorId="174E44D0">
+          <v:rect id="_x0000_s1027" style="position:absolute;margin-left:-25.5pt;margin-top:9pt;width:118pt;height:64.1pt;z-index:251660800;mso-position-horizontal-relative:text;mso-position-vertical-relative:text" fillcolor="#4f81bd [3204]" stroked="f">
+            <v:textbox style="mso-next-textbox:#_x0000_s1027">
+              <w:txbxContent>
+                <w:p>
+                  <w:pPr>
+                    <w:rPr>
+                      <w:lang w:val="en-IN"/>
+                    </w:rPr>
+                  </w:pPr>
+                  <w:r>
+                    <w:rPr>
+                      <w:lang w:val="en-IN"/>
+                    </w:rPr>
+                    <w:t>{{SPONSOR_SIGNATURE}}</w:t>
+                  </w:r>
+                </w:p>
+                <w:p/>
+              </w:txbxContent>
+            </v:textbox>
+          </v:rect>
+        </w:pict>
+      </w:r>
     </w:p>
     <w:p>
       <w:pPr>
@@ -1022,6 +1050,42 @@
           <w:b/>
         </w:rPr>
       </w:pPr>
+    </w:p>
+    <w:p>
+      <w:pPr>
+        <w:rPr>
+          <w:b/>
+        </w:rPr>
+      </w:pPr>
+      <w:r>
+        <w:rPr>
+          <w:b/>
+          <w:noProof/>
+        </w:rPr>
+        <w:pict w14:anchorId="66949239">
+          <v:rect id="_x0000_s1026" style="position:absolute;margin-left:-29.3pt;margin-top:-47.65pt;width:125.95pt;height:74.85pt;z-index:251659776;mso-position-horizontal-relative:text;mso-position-vertical-relative:text">
+            <v:textbox style="mso-next-textbox:#_x0000_s1026">
+              <w:txbxContent>
+                <w:p>
+                  <w:pPr>
+                    <w:rPr>
+                      <w:lang w:val="en-IN"/>
+                    </w:rPr>
+                  </w:pPr>
+                  <w:proofErr w:type="spellStart"/>
+                  <w:r>
+                    <w:rPr>
+                      <w:lang w:val="en-IN"/>
+                    </w:rPr>
+                    <w:t>BoarderBoX</w:t>
+                  </w:r>
+                  <w:proofErr w:type="spellEnd"/>
+                </w:p>
+              </w:txbxContent>
+            </v:textbox>
+          </v:rect>
+        </w:pict>
+      </w:r>
     </w:p>
     <w:p>
       <w:pPr>
@@ -2017,6 +2081,7 @@
   <w:style w:type="character" w:default="1" w:styleId="DefaultParagraphFont">
     <w:name w:val="Default Paragraph Font"/>
     <w:uiPriority w:val="1"/>
+    <w:semiHidden/>
     <w:unhideWhenUsed/>
   </w:style>
   <w:style w:type="table" w:default="1" w:styleId="TableNormal">
@@ -11048,7 +11113,7 @@
       </w:rPr>
     </w:tblStylePr>
   </w:style>
-  <w:style w:type="table" w:styleId="ColorfulShading-Accent1">
+  <w:style w:type="table" w:styleId="ColourfulShadingAccent1">
     <w:name w:val="Colorful Shading Accent 1"/>
     <w:basedOn w:val="TableNormal"/>
     <w:uiPriority w:val="71"/>
@@ -11163,7 +11228,7 @@
       </w:rPr>
     </w:tblStylePr>
   </w:style>
-  <w:style w:type="table" w:styleId="ColorfulShading-Accent2">
+  <w:style w:type="table" w:styleId="ColourfulShadingAccent2">
     <w:name w:val="Colorful Shading Accent 2"/>
     <w:basedOn w:val="TableNormal"/>
     <w:uiPriority w:val="71"/>
@@ -11278,7 +11343,7 @@
       </w:rPr>
     </w:tblStylePr>
   </w:style>
-  <w:style w:type="table" w:styleId="ColorfulShading-Accent3">
+  <w:style w:type="table" w:styleId="ColourfulShadingAccent3">
     <w:name w:val="Colorful Shading Accent 3"/>
     <w:basedOn w:val="TableNormal"/>
     <w:uiPriority w:val="71"/>
@@ -11383,7 +11448,7 @@
       </w:tcPr>
     </w:tblStylePr>
   </w:style>
-  <w:style w:type="table" w:styleId="ColorfulShading-Accent4">
+  <w:style w:type="table" w:styleId="ColourfulShadingAccent4">
     <w:name w:val="Colorful Shading Accent 4"/>
     <w:basedOn w:val="TableNormal"/>
     <w:uiPriority w:val="71"/>
@@ -11498,7 +11563,7 @@
       </w:rPr>
     </w:tblStylePr>
   </w:style>
-  <w:style w:type="table" w:styleId="ColorfulShading-Accent5">
+  <w:style w:type="table" w:styleId="ColourfulShadingAccent5">
     <w:name w:val="Colorful Shading Accent 5"/>
     <w:basedOn w:val="TableNormal"/>
     <w:uiPriority w:val="71"/>
@@ -11613,7 +11678,7 @@
       </w:rPr>
     </w:tblStylePr>
   </w:style>
-  <w:style w:type="table" w:styleId="ColorfulShading-Accent6">
+  <w:style w:type="table" w:styleId="ColourfulShadingAccent6">
     <w:name w:val="Colorful Shading Accent 6"/>
     <w:basedOn w:val="TableNormal"/>
     <w:uiPriority w:val="71"/>
@@ -11807,7 +11872,7 @@
       </w:tcPr>
     </w:tblStylePr>
   </w:style>
-  <w:style w:type="table" w:styleId="ColorfulList-Accent1">
+  <w:style w:type="table" w:styleId="ColourfulListAccent1">
     <w:name w:val="Colorful List Accent 1"/>
     <w:basedOn w:val="TableNormal"/>
     <w:uiPriority w:val="72"/>
@@ -11886,7 +11951,7 @@
       </w:tcPr>
     </w:tblStylePr>
   </w:style>
-  <w:style w:type="table" w:styleId="ColorfulList-Accent2">
+  <w:style w:type="table" w:styleId="ColourfulListAccent2">
     <w:name w:val="Colorful List Accent 2"/>
     <w:basedOn w:val="TableNormal"/>
     <w:uiPriority w:val="72"/>
@@ -11965,7 +12030,7 @@
       </w:tcPr>
     </w:tblStylePr>
   </w:style>
-  <w:style w:type="table" w:styleId="ColorfulList-Accent3">
+  <w:style w:type="table" w:styleId="ColourfulListAccent3">
     <w:name w:val="Colorful List Accent 3"/>
     <w:basedOn w:val="TableNormal"/>
     <w:uiPriority w:val="72"/>
@@ -12044,7 +12109,7 @@
       </w:tcPr>
     </w:tblStylePr>
   </w:style>
-  <w:style w:type="table" w:styleId="ColorfulList-Accent4">
+  <w:style w:type="table" w:styleId="ColourfulListAccent4">
     <w:name w:val="Colorful List Accent 4"/>
     <w:basedOn w:val="TableNormal"/>
     <w:uiPriority w:val="72"/>
@@ -12123,7 +12188,7 @@
       </w:tcPr>
     </w:tblStylePr>
   </w:style>
-  <w:style w:type="table" w:styleId="ColorfulList-Accent5">
+  <w:style w:type="table" w:styleId="ColourfulListAccent5">
     <w:name w:val="Colorful List Accent 5"/>
     <w:basedOn w:val="TableNormal"/>
     <w:uiPriority w:val="72"/>
@@ -12202,7 +12267,7 @@
       </w:tcPr>
     </w:tblStylePr>
   </w:style>
-  <w:style w:type="table" w:styleId="ColorfulList-Accent6">
+  <w:style w:type="table" w:styleId="ColourfulListAccent6">
     <w:name w:val="Colorful List Accent 6"/>
     <w:basedOn w:val="TableNormal"/>
     <w:uiPriority w:val="72"/>
@@ -12354,7 +12419,7 @@
       </w:tcPr>
     </w:tblStylePr>
   </w:style>
-  <w:style w:type="table" w:styleId="ColorfulGrid-Accent1">
+  <w:style w:type="table" w:styleId="ColourfulGridAccent1">
     <w:name w:val="Colorful Grid Accent 1"/>
     <w:basedOn w:val="TableNormal"/>
     <w:uiPriority w:val="73"/>
@@ -12427,7 +12492,7 @@
       </w:tcPr>
     </w:tblStylePr>
   </w:style>
-  <w:style w:type="table" w:styleId="ColorfulGrid-Accent2">
+  <w:style w:type="table" w:styleId="ColourfulGridAccent2">
     <w:name w:val="Colorful Grid Accent 2"/>
     <w:basedOn w:val="TableNormal"/>
     <w:uiPriority w:val="73"/>
@@ -12500,7 +12565,7 @@
       </w:tcPr>
     </w:tblStylePr>
   </w:style>
-  <w:style w:type="table" w:styleId="ColorfulGrid-Accent3">
+  <w:style w:type="table" w:styleId="ColourfulGridAccent3">
     <w:name w:val="Colorful Grid Accent 3"/>
     <w:basedOn w:val="TableNormal"/>
     <w:uiPriority w:val="73"/>
@@ -12573,7 +12638,7 @@
       </w:tcPr>
     </w:tblStylePr>
   </w:style>
-  <w:style w:type="table" w:styleId="ColorfulGrid-Accent4">
+  <w:style w:type="table" w:styleId="ColourfulGridAccent4">
     <w:name w:val="Colorful Grid Accent 4"/>
     <w:basedOn w:val="TableNormal"/>
     <w:uiPriority w:val="73"/>
@@ -12646,7 +12711,7 @@
       </w:tcPr>
     </w:tblStylePr>
   </w:style>
-  <w:style w:type="table" w:styleId="ColorfulGrid-Accent5">
+  <w:style w:type="table" w:styleId="ColourfulGridAccent5">
     <w:name w:val="Colorful Grid Accent 5"/>
     <w:basedOn w:val="TableNormal"/>
     <w:uiPriority w:val="73"/>
@@ -12719,7 +12784,7 @@
       </w:tcPr>
     </w:tblStylePr>
   </w:style>
-  <w:style w:type="table" w:styleId="ColorfulGrid-Accent6">
+  <w:style w:type="table" w:styleId="ColourfulGridAccent6">
     <w:name w:val="Colorful Grid Accent 6"/>
     <w:basedOn w:val="TableNormal"/>
     <w:uiPriority w:val="73"/>
